--- a/REVISI_HAL20_WAFAQ_3X3.docx
+++ b/REVISI_HAL20_WAFAQ_3X3.docx
@@ -10,237 +10,68 @@
         <w:t>HALAMAN 20 — AL-WAFQU AL-MUTSALLATS 3×3 — الْوَفْقُ الْمُثَلَّثُ</w:t>
       </w:r>
     </w:p>
-    <w:tbl>
-      <w:tblPr>
-        <w:tblStyle w:val="LightGrid-Accent1"/>
-        <w:tblW w:type="auto" w:w="0"/>
-        <w:jc w:val="center"/>
-        <w:tblLook w:firstColumn="1" w:firstRow="1" w:lastColumn="0" w:lastRow="0" w:noHBand="0" w:noVBand="1" w:val="04A0"/>
-      </w:tblPr>
-      <w:tblGrid>
-        <w:gridCol w:w="3346"/>
-        <w:gridCol w:w="3346"/>
-        <w:gridCol w:w="3346"/>
-      </w:tblGrid>
-      <w:tr>
-        <w:tc>
-          <w:tcPr>
-            <w:tcW w:type="dxa" w:w="3346"/>
-            <w:shd w:val="clear" w:color="auto" w:fill="FFF8E1"/>
-          </w:tcPr>
-          <w:p>
-            <w:pPr>
-              <w:jc w:val="center"/>
-              <w:bidi w:val="1"/>
-            </w:pPr>
-            <w:r>
-              <w:rPr>
-                <w:rFonts w:ascii="Scheherazade New" w:hAnsi="Scheherazade New"/>
-                <w:color w:val="1A237E"/>
-                <w:sz w:val="28"/>
-              </w:rPr>
-              <w:t>٥٢</w:t>
-            </w:r>
-          </w:p>
-        </w:tc>
-        <w:tc>
-          <w:tcPr>
-            <w:tcW w:type="dxa" w:w="3346"/>
-            <w:shd w:val="clear" w:color="auto" w:fill="E8F5E9"/>
-          </w:tcPr>
-          <w:p>
-            <w:pPr>
-              <w:jc w:val="center"/>
-              <w:bidi w:val="1"/>
-            </w:pPr>
-            <w:r>
-              <w:rPr>
-                <w:rFonts w:ascii="Scheherazade New" w:hAnsi="Scheherazade New"/>
-                <w:color w:val="1A237E"/>
-                <w:sz w:val="28"/>
-              </w:rPr>
-              <w:t>١٢٣٠</w:t>
-            </w:r>
-          </w:p>
-        </w:tc>
-        <w:tc>
-          <w:tcPr>
-            <w:tcW w:type="dxa" w:w="3346"/>
-            <w:shd w:val="clear" w:color="auto" w:fill="FFF8E1"/>
-          </w:tcPr>
-          <w:p>
-            <w:pPr>
-              <w:jc w:val="center"/>
-              <w:bidi w:val="1"/>
-            </w:pPr>
-            <w:r>
-              <w:rPr>
-                <w:rFonts w:ascii="Scheherazade New" w:hAnsi="Scheherazade New"/>
-                <w:color w:val="1A237E"/>
-                <w:sz w:val="28"/>
-              </w:rPr>
-              <w:t>٦١٤</w:t>
-            </w:r>
-          </w:p>
-        </w:tc>
-      </w:tr>
-      <w:tr>
-        <w:tc>
-          <w:tcPr>
-            <w:tcW w:type="dxa" w:w="3346"/>
-            <w:shd w:val="clear" w:color="auto" w:fill="E8F5E9"/>
-          </w:tcPr>
-          <w:p>
-            <w:pPr>
-              <w:jc w:val="center"/>
-              <w:bidi w:val="1"/>
-            </w:pPr>
-            <w:r>
-              <w:rPr>
-                <w:rFonts w:ascii="Scheherazade New" w:hAnsi="Scheherazade New"/>
-                <w:color w:val="1A237E"/>
-                <w:sz w:val="28"/>
-              </w:rPr>
-              <w:t>١١٦٠</w:t>
-            </w:r>
-          </w:p>
-        </w:tc>
-        <w:tc>
-          <w:tcPr>
-            <w:tcW w:type="dxa" w:w="3346"/>
-            <w:shd w:val="clear" w:color="auto" w:fill="FFF8E1"/>
-          </w:tcPr>
-          <w:p>
-            <w:pPr>
-              <w:jc w:val="center"/>
-              <w:bidi w:val="1"/>
-            </w:pPr>
-            <w:r>
-              <w:rPr>
-                <w:rFonts w:ascii="Scheherazade New" w:hAnsi="Scheherazade New"/>
-                <w:color w:val="1A237E"/>
-                <w:sz w:val="28"/>
-              </w:rPr>
-              <w:t>[القلب الخالي — يوضع فيه عدد حروف الدفع بعد الجمع والدائرة]</w:t>
-            </w:r>
-          </w:p>
-        </w:tc>
-        <w:tc>
-          <w:tcPr>
-            <w:tcW w:type="dxa" w:w="3346"/>
-            <w:shd w:val="clear" w:color="auto" w:fill="E8F5E9"/>
-          </w:tcPr>
-          <w:p>
-            <w:pPr>
-              <w:jc w:val="center"/>
-              <w:bidi w:val="1"/>
-            </w:pPr>
-            <w:r>
-              <w:rPr>
-                <w:rFonts w:ascii="Scheherazade New" w:hAnsi="Scheherazade New"/>
-                <w:color w:val="1A237E"/>
-                <w:sz w:val="28"/>
-              </w:rPr>
-              <w:t>٧٣٦</w:t>
-            </w:r>
-          </w:p>
-        </w:tc>
-      </w:tr>
-      <w:tr>
-        <w:tc>
-          <w:tcPr>
-            <w:tcW w:type="dxa" w:w="3346"/>
-            <w:shd w:val="clear" w:color="auto" w:fill="FFF8E1"/>
-          </w:tcPr>
-          <w:p>
-            <w:pPr>
-              <w:jc w:val="center"/>
-              <w:bidi w:val="1"/>
-            </w:pPr>
-            <w:r>
-              <w:rPr>
-                <w:rFonts w:ascii="Scheherazade New" w:hAnsi="Scheherazade New"/>
-                <w:color w:val="1A237E"/>
-                <w:sz w:val="28"/>
-              </w:rPr>
-              <w:t>٦٨٤</w:t>
-            </w:r>
-          </w:p>
-        </w:tc>
-        <w:tc>
-          <w:tcPr>
-            <w:tcW w:type="dxa" w:w="3346"/>
-            <w:shd w:val="clear" w:color="auto" w:fill="E8F5E9"/>
-          </w:tcPr>
-          <w:p>
-            <w:pPr>
-              <w:jc w:val="center"/>
-              <w:bidi w:val="1"/>
-            </w:pPr>
-            <w:r>
-              <w:rPr>
-                <w:rFonts w:ascii="Scheherazade New" w:hAnsi="Scheherazade New"/>
-                <w:color w:val="1A237E"/>
-                <w:sz w:val="28"/>
-              </w:rPr>
-              <w:t>٦٦٦</w:t>
-            </w:r>
-          </w:p>
-        </w:tc>
-        <w:tc>
-          <w:tcPr>
-            <w:tcW w:type="dxa" w:w="3346"/>
-            <w:shd w:val="clear" w:color="auto" w:fill="FFF8E1"/>
-          </w:tcPr>
-          <w:p>
-            <w:pPr>
-              <w:jc w:val="center"/>
-              <w:bidi w:val="1"/>
-            </w:pPr>
-            <w:r>
-              <w:rPr>
-                <w:rFonts w:ascii="Scheherazade New" w:hAnsi="Scheherazade New"/>
-                <w:color w:val="1A237E"/>
-                <w:sz w:val="28"/>
-              </w:rPr>
-              <w:t>٥٤٦</w:t>
-            </w:r>
-          </w:p>
-        </w:tc>
-      </w:tr>
-    </w:tbl>
     <w:p>
       <w:pPr>
-        <w:jc w:val="center"/>
+        <w:pStyle w:val="Heading2"/>
       </w:pPr>
       <w:r>
-        <w:rPr>
-          <w:i/>
-          <w:sz w:val="14"/>
-        </w:rPr>
-        <w:t>Visual LTR (sebagaimana tampak pada gambar): 614 | 1230 | 52 / 736 | [القلب الخالي] | 1160 / 546 | 666 | 684 — Penyimpanan RTL: 52|1230|614 / 1160|[القلب]|736 / 684|666|546 agar dir=rtl</w:t>
+        <w:t>arab</w:t>
       </w:r>
     </w:p>
     <w:p>
       <w:pPr>
-        <w:jc w:val="center"/>
+        <w:pStyle w:val="Heading2"/>
       </w:pPr>
       <w:r>
-        <w:rPr>
-          <w:sz w:val="16"/>
-        </w:rPr>
-        <w:t>الأركان الأربعة: أَنْفَايِيل (keempat sudut melintang bingkai hijau) — القلب الخالي: يوضع فيه عدد حروف الدفع بعد الجمع والدائرة</w:t>
+        <w:t>latin</w:t>
       </w:r>
     </w:p>
     <w:p>
       <w:pPr>
-        <w:jc w:val="center"/>
+        <w:pStyle w:val="Heading2"/>
       </w:pPr>
       <w:r>
+        <w:t>Terjemahan</w:t>
+      </w:r>
+    </w:p>
+    <w:p>
+      <w:pPr>
+        <w:shd w:val="clear" w:color="auto" w:fill="E3F2FD"/>
+        <w:pBdr>
+          <w:left w:val="single" w:sz="12" w:space="6" w:color="64B5F6"/>
+        </w:pBdr>
+      </w:pPr>
+    </w:p>
+    <w:p>
+      <w:pPr>
+        <w:pStyle w:val="Heading2"/>
+      </w:pPr>
+      <w:r>
+        <w:t>Syarah dan Penjelasan</w:t>
+      </w:r>
+    </w:p>
+    <w:p>
+      <w:r>
         <w:rPr>
-          <w:sz w:val="16"/>
+          <w:sz w:val="17"/>
         </w:rPr>
-        <w:t>تحوطه بالبسملة من سطر المثلث الأسفل — كتابة موالية للمثلث من اليمين إلى الشمال</w:t>
+        <w:t>Wafaq musallas 3×3 Tadmīr azh-Zhālim berbingkai hijau dengan empat sudut Anfāyīl (diagonal) dan bingkai basmalah muwāliyah lil-mutsallas. Delapan angka luar berjumlah 1896 per baris/kolom (614+1230+52=1896 dst.), jantung dibiarkan kosong untuk diisi hasil hisab huruf daf‘ yang dilingkari. Angka-angka ditulis dengan tinta asror tanpa dialih-aksarakan; keempat arkan berfungsi sebagai pasak penjaga segitiga.</w:t>
+      </w:r>
+    </w:p>
+    <w:p>
+      <w:pPr>
+        <w:pStyle w:val="Heading2"/>
+      </w:pPr>
+      <w:r>
+        <w:t>Khususiyah dan Tatacara Praktik</w:t>
+      </w:r>
+    </w:p>
+    <w:p>
+      <w:r>
+        <w:rPr>
+          <w:sz w:val="17"/>
+        </w:rPr>
+        <w:t>Wafaq ini tidak berdiri sendiri: harus diukir di tembaga merah, dibasuh basmalah, diasapi qisth al-murr, dibakar, direndam, dan diaktifkan dengan ‘azīmah 1264×. Kehati-hatian dalam arah tulisan (kanan→kiri, muwāliyah) menentukan kesempurnaan hisab.</w:t>
       </w:r>
     </w:p>
     <w:p>
@@ -250,7 +81,7 @@
       <w:r>
         <w:drawing>
           <wp:inline xmlns:a="http://schemas.openxmlformats.org/drawingml/2006/main" xmlns:pic="http://schemas.openxmlformats.org/drawingml/2006/picture">
-            <wp:extent cx="5029200" cy="2714625"/>
+            <wp:extent cx="4754880" cy="2566555"/>
             <wp:docPr id="1" name="Picture 1"/>
             <wp:cNvGraphicFramePr>
               <a:graphicFrameLocks noChangeAspect="1"/>
@@ -263,7 +94,7 @@
                     <pic:cNvPicPr/>
                   </pic:nvPicPr>
                   <pic:blipFill>
-                    <a:blip r:embed="rId9"/>
+                    <a:blip r:embed="rId11"/>
                     <a:stretch>
                       <a:fillRect/>
                     </a:stretch>
@@ -271,7 +102,7 @@
                   <pic:spPr>
                     <a:xfrm>
                       <a:off x="0" y="0"/>
-                      <a:ext cx="5029200" cy="2714625"/>
+                      <a:ext cx="4754880" cy="2566555"/>
                     </a:xfrm>
                     <a:prstGeom prst="rect"/>
                   </pic:spPr>
@@ -295,6 +126,8 @@
       </w:r>
     </w:p>
     <w:sectPr>
+      <w:headerReference w:type="default" r:id="rId9"/>
+      <w:footerReference w:type="default" r:id="rId10"/>
       <w:pgSz w:w="11909" w:h="16834"/>
       <w:pgMar w:top="792" w:right="936" w:bottom="792" w:left="936" w:header="720" w:footer="720" w:gutter="0"/>
       <w:cols w:space="720"/>
@@ -302,6 +135,40 @@
     </w:sectPr>
   </w:body>
 </w:document>
+</file>
+
+<file path=word/footer1.xml><?xml version="1.0" encoding="utf-8"?>
+<w:ftr xmlns:m="http://schemas.openxmlformats.org/officeDocument/2006/math" xmlns:mc="http://schemas.openxmlformats.org/markup-compatibility/2006" xmlns:mo="http://schemas.microsoft.com/office/mac/office/2008/main" xmlns:mv="urn:schemas-microsoft-com:mac:vml" xmlns:o="urn:schemas-microsoft-com:office:office" xmlns:r="http://schemas.openxmlformats.org/officeDocument/2006/relationships" xmlns:v="urn:schemas-microsoft-com:vml" xmlns:w10="urn:schemas-microsoft-com:office:word" xmlns:w14="http://schemas.microsoft.com/office/word/2010/wordml" xmlns:w="http://schemas.openxmlformats.org/wordprocessingml/2006/main" xmlns:wne="http://schemas.microsoft.com/office/word/2006/wordml" xmlns:wp14="http://schemas.microsoft.com/office/word/2010/wordprocessingDrawing" xmlns:wp="http://schemas.openxmlformats.org/drawingml/2006/wordprocessingDrawing" xmlns:wpc="http://schemas.microsoft.com/office/word/2010/wordprocessingCanvas" xmlns:wpg="http://schemas.microsoft.com/office/word/2010/wordprocessingGroup" xmlns:wpi="http://schemas.microsoft.com/office/word/2010/wordprocessingInk" xmlns:wps="http://schemas.microsoft.com/office/word/2010/wordprocessingShape" mc:Ignorable="w14 wp14">
+  <w:p>
+    <w:pPr>
+      <w:pStyle w:val="Footer"/>
+      <w:jc w:val="center"/>
+    </w:pPr>
+    <w:r>
+      <w:fldChar w:fldCharType="begin"/>
+      <w:instrText xml:space="preserve"> PAGE </w:instrText>
+      <w:fldChar w:fldCharType="end"/>
+    </w:r>
+  </w:p>
+</w:ftr>
+</file>
+
+<file path=word/header1.xml><?xml version="1.0" encoding="utf-8"?>
+<w:hdr xmlns:m="http://schemas.openxmlformats.org/officeDocument/2006/math" xmlns:mc="http://schemas.openxmlformats.org/markup-compatibility/2006" xmlns:mo="http://schemas.microsoft.com/office/mac/office/2008/main" xmlns:mv="urn:schemas-microsoft-com:mac:vml" xmlns:o="urn:schemas-microsoft-com:office:office" xmlns:r="http://schemas.openxmlformats.org/officeDocument/2006/relationships" xmlns:v="urn:schemas-microsoft-com:vml" xmlns:w10="urn:schemas-microsoft-com:office:word" xmlns:w14="http://schemas.microsoft.com/office/word/2010/wordml" xmlns:w="http://schemas.openxmlformats.org/wordprocessingml/2006/main" xmlns:wne="http://schemas.microsoft.com/office/word/2006/wordml" xmlns:wp14="http://schemas.microsoft.com/office/word/2010/wordprocessingDrawing" xmlns:wp="http://schemas.openxmlformats.org/drawingml/2006/wordprocessingDrawing" xmlns:wpc="http://schemas.microsoft.com/office/word/2010/wordprocessingCanvas" xmlns:wpg="http://schemas.microsoft.com/office/word/2010/wordprocessingGroup" xmlns:wpi="http://schemas.microsoft.com/office/word/2010/wordprocessingInk" xmlns:wps="http://schemas.microsoft.com/office/word/2010/wordprocessingShape" mc:Ignorable="w14 wp14">
+  <w:p>
+    <w:pPr>
+      <w:pStyle w:val="Header"/>
+      <w:jc w:val="center"/>
+    </w:pPr>
+    <w:r>
+      <w:rPr>
+        <w:i/>
+        <w:sz w:val="13"/>
+      </w:rPr>
+      <w:t>ANWAR MUJAROBAT — Syeikh Basyir • Hal20 • 5 Lapis Bersih</w:t>
+    </w:r>
+  </w:p>
+</w:hdr>
 </file>
 
 <file path=word/numbering.xml><?xml version="1.0" encoding="utf-8"?>
